--- a/Курсовой/Романчук Лев ТЗ.docx
+++ b/Курсовой/Романчук Лев ТЗ.docx
@@ -1,6 +1,6 @@
 
 <file path=word/document.xml><?xml version="1.0" encoding="utf-8"?>
-<w:document xmlns:wpc="http://schemas.microsoft.com/office/word/2010/wordprocessingCanvas" xmlns:cx="http://schemas.microsoft.com/office/drawing/2014/chartex" xmlns:cx1="http://schemas.microsoft.com/office/drawing/2015/9/8/chartex" xmlns:cx2="http://schemas.microsoft.com/office/drawing/2015/10/21/chartex" xmlns:cx3="http://schemas.microsoft.com/office/drawing/2016/5/9/chartex" xmlns:cx4="http://schemas.microsoft.com/office/drawing/2016/5/10/chartex" xmlns:cx5="http://schemas.microsoft.com/office/drawing/2016/5/11/chartex" xmlns:cx6="http://schemas.microsoft.com/office/drawing/2016/5/12/chartex" xmlns:cx7="http://schemas.microsoft.com/office/drawing/2016/5/13/chartex" xmlns:cx8="http://schemas.microsoft.com/office/drawing/2016/5/14/chartex" xmlns:mc="http://schemas.openxmlformats.org/markup-compatibility/2006" xmlns:aink="http://schemas.microsoft.com/office/drawing/2016/ink" xmlns:am3d="http://schemas.microsoft.com/office/drawing/2017/model3d" xmlns:o="urn:schemas-microsoft-com:office:office" xmlns:r="http://schemas.openxmlformats.org/officeDocument/2006/relationships" xmlns:m="http://schemas.openxmlformats.org/officeDocument/2006/math" xmlns:v="urn:schemas-microsoft-com:vml" xmlns:wp14="http://schemas.microsoft.com/office/word/2010/wordprocessingDrawing" xmlns:wp="http://schemas.openxmlformats.org/drawingml/2006/wordprocessingDrawing" xmlns:w10="urn:schemas-microsoft-com:office:word" xmlns:w="http://schemas.openxmlformats.org/wordprocessingml/2006/main" xmlns:w14="http://schemas.microsoft.com/office/word/2010/wordml" xmlns:w15="http://schemas.microsoft.com/office/word/2012/wordml" xmlns:w16cex="http://schemas.microsoft.com/office/word/2018/wordml/cex" xmlns:w16cid="http://schemas.microsoft.com/office/word/2016/wordml/cid" xmlns:w16="http://schemas.microsoft.com/office/word/2018/wordml" xmlns:w16sdtdh="http://schemas.microsoft.com/office/word/2020/wordml/sdtdatahash" xmlns:w16se="http://schemas.microsoft.com/office/word/2015/wordml/symex" xmlns:wpg="http://schemas.microsoft.com/office/word/2010/wordprocessingGroup" xmlns:wpi="http://schemas.microsoft.com/office/word/2010/wordprocessingInk" xmlns:wne="http://schemas.microsoft.com/office/word/2006/wordml" xmlns:wps="http://schemas.microsoft.com/office/word/2010/wordprocessingShape" mc:Ignorable="w14 w15 w16se w16cid w16 w16cex w16sdtdh wp14">
+<w:document xmlns:wpc="http://schemas.microsoft.com/office/word/2010/wordprocessingCanvas" xmlns:mc="http://schemas.openxmlformats.org/markup-compatibility/2006" xmlns:o="urn:schemas-microsoft-com:office:office" xmlns:r="http://schemas.openxmlformats.org/officeDocument/2006/relationships" xmlns:m="http://schemas.openxmlformats.org/officeDocument/2006/math" xmlns:v="urn:schemas-microsoft-com:vml" xmlns:wp14="http://schemas.microsoft.com/office/word/2010/wordprocessingDrawing" xmlns:wp="http://schemas.openxmlformats.org/drawingml/2006/wordprocessingDrawing" xmlns:w10="urn:schemas-microsoft-com:office:word" xmlns:w="http://schemas.openxmlformats.org/wordprocessingml/2006/main" xmlns:w14="http://schemas.microsoft.com/office/word/2010/wordml" xmlns:w15="http://schemas.microsoft.com/office/word/2012/wordml" xmlns:wpg="http://schemas.microsoft.com/office/word/2010/wordprocessingGroup" xmlns:wpi="http://schemas.microsoft.com/office/word/2010/wordprocessingInk" xmlns:wne="http://schemas.microsoft.com/office/word/2006/wordml" xmlns:wps="http://schemas.microsoft.com/office/word/2010/wordprocessingShape" mc:Ignorable="w14 w15 wp14">
   <w:body>
     <w:p/>
     <w:tbl>
@@ -2802,7 +2802,6 @@
             <w:rStyle w:val="a7"/>
             <w:rFonts w:eastAsiaTheme="majorEastAsia"/>
             <w:noProof/>
-            <w:highlight w:val="lightGray"/>
             <w:lang w:eastAsia="en-US"/>
           </w:rPr>
           <w:t>4.3 Требования к аппаратному обеспечению</w:t>
@@ -4278,23 +4277,7 @@
           <w:color w:val="auto"/>
           <w:lang w:bidi="ru-RU"/>
         </w:rPr>
-        <w:t>», ИНН 7702070139, Р/</w:t>
-      </w:r>
-      <w:proofErr w:type="spellStart"/>
-      <w:r>
-        <w:rPr>
-          <w:color w:val="auto"/>
-          <w:lang w:bidi="ru-RU"/>
-        </w:rPr>
-        <w:t>Сч</w:t>
-      </w:r>
-      <w:proofErr w:type="spellEnd"/>
-      <w:r>
-        <w:rPr>
-          <w:color w:val="auto"/>
-          <w:lang w:bidi="ru-RU"/>
-        </w:rPr>
-        <w:t xml:space="preserve"> №40817810290119524678 в ПАО Банка ВТБ, БИК 045004719, Корр. Счет № 30101810450040000719</w:t>
+        <w:t>», ИНН 7702070139, Р/Сч №40817810290119524678 в ПАО Банка ВТБ, БИК 045004719, Корр. Счет № 30101810450040000719</w:t>
       </w:r>
     </w:p>
     <w:p>
@@ -4385,23 +4368,7 @@
           <w:color w:val="auto"/>
           <w:lang w:bidi="ru-RU"/>
         </w:rPr>
-        <w:t>Р/</w:t>
-      </w:r>
-      <w:proofErr w:type="spellStart"/>
-      <w:r>
-        <w:rPr>
-          <w:color w:val="auto"/>
-          <w:lang w:bidi="ru-RU"/>
-        </w:rPr>
-        <w:t>Сч</w:t>
-      </w:r>
-      <w:proofErr w:type="spellEnd"/>
-      <w:r>
-        <w:rPr>
-          <w:color w:val="auto"/>
-          <w:lang w:bidi="ru-RU"/>
-        </w:rPr>
-        <w:t xml:space="preserve"> № 42301810100073431341 в АО «</w:t>
+        <w:t>Р/Сч № 42301810100073431341 в АО «</w:t>
       </w:r>
       <w:proofErr w:type="spellStart"/>
       <w:r>
@@ -4720,6 +4687,14 @@
     </w:p>
     <w:p>
       <w:pPr>
+        <w:pStyle w:val="a8"/>
+        <w:rPr>
+          <w:lang w:bidi="ru-RU"/>
+        </w:rPr>
+      </w:pPr>
+    </w:p>
+    <w:p>
+      <w:pPr>
         <w:pStyle w:val="21"/>
         <w:rPr>
           <w:color w:val="auto"/>
@@ -4733,6 +4708,7 @@
       <w:bookmarkStart w:id="21" w:name="_Toc210294576"/>
       <w:bookmarkEnd w:id="19"/>
       <w:r>
+        <w:lastRenderedPageBreak/>
         <w:t xml:space="preserve">1.5 </w:t>
       </w:r>
       <w:r>
@@ -4752,28 +4728,13 @@
         <w:rPr>
           <w:lang w:bidi="ru-RU"/>
         </w:rPr>
-        <w:lastRenderedPageBreak/>
-        <w:t xml:space="preserve">Плановый срок начала работ </w:t>
-      </w:r>
-      <w:proofErr w:type="gramStart"/>
-      <w:r>
-        <w:rPr>
-          <w:lang w:bidi="ru-RU"/>
-        </w:rPr>
-        <w:t xml:space="preserve">– </w:t>
-      </w:r>
-      <w:r>
-        <w:rPr>
-          <w:lang w:bidi="ru-RU"/>
-        </w:rPr>
-        <w:t xml:space="preserve"> с</w:t>
-      </w:r>
-      <w:proofErr w:type="gramEnd"/>
-      <w:r>
-        <w:rPr>
-          <w:lang w:bidi="ru-RU"/>
-        </w:rPr>
-        <w:t xml:space="preserve"> момента</w:t>
+        <w:t xml:space="preserve">Плановый срок начала работ – </w:t>
+      </w:r>
+      <w:r>
+        <w:rPr>
+          <w:lang w:bidi="ru-RU"/>
+        </w:rPr>
+        <w:t>с момента</w:t>
       </w:r>
       <w:r>
         <w:rPr>
@@ -6178,21 +6139,12 @@
       <w:r>
         <w:t xml:space="preserve">» должна эксплуатироваться на операционных </w:t>
       </w:r>
-      <w:proofErr w:type="spellStart"/>
-      <w:r>
-        <w:rPr>
-          <w:color w:val="auto"/>
-          <w:lang w:bidi="ru-RU"/>
-        </w:rPr>
-        <w:t>Windows</w:t>
-      </w:r>
-      <w:proofErr w:type="spellEnd"/>
-      <w:r>
-        <w:rPr>
-          <w:color w:val="auto"/>
-          <w:lang w:bidi="ru-RU"/>
-        </w:rPr>
-        <w:t xml:space="preserve"> (7, 10, 11 и новее)</w:t>
+      <w:r>
+        <w:rPr>
+          <w:color w:val="auto"/>
+          <w:lang w:bidi="ru-RU"/>
+        </w:rPr>
+        <w:t>Windows (7, 10, 11 и новее)</w:t>
       </w:r>
       <w:r>
         <w:t xml:space="preserve">, </w:t>
@@ -6596,28 +6548,24 @@
       <w:bookmarkEnd w:id="54"/>
       <w:r>
         <w:rPr>
-          <w:highlight w:val="lightGray"/>
           <w:lang w:eastAsia="en-US"/>
         </w:rPr>
         <w:t xml:space="preserve">4.3 </w:t>
       </w:r>
       <w:r>
         <w:rPr>
-          <w:highlight w:val="lightGray"/>
           <w:lang w:eastAsia="en-US"/>
         </w:rPr>
         <w:t>Требования к</w:t>
       </w:r>
       <w:r>
         <w:rPr>
-          <w:highlight w:val="lightGray"/>
           <w:lang w:eastAsia="en-US"/>
         </w:rPr>
         <w:t xml:space="preserve"> аппаратному </w:t>
       </w:r>
       <w:r>
         <w:rPr>
-          <w:highlight w:val="lightGray"/>
           <w:lang w:eastAsia="en-US"/>
         </w:rPr>
         <w:t>обеспечени</w:t>
@@ -6625,7 +6573,6 @@
       <w:bookmarkEnd w:id="55"/>
       <w:r>
         <w:rPr>
-          <w:highlight w:val="lightGray"/>
           <w:lang w:eastAsia="en-US"/>
         </w:rPr>
         <w:t>ю</w:t>
@@ -6786,15 +6733,7 @@
         <w:pStyle w:val="a8"/>
       </w:pPr>
       <w:r>
-        <w:t xml:space="preserve">Требования к процедуре придания юридической силы документам, продуцируемым </w:t>
-      </w:r>
-      <w:proofErr w:type="gramStart"/>
-      <w:r>
-        <w:t>техническими средствами</w:t>
-      </w:r>
-      <w:proofErr w:type="gramEnd"/>
-      <w:r>
-        <w:t xml:space="preserve"> АС (в соответствии с ГОСТ 6.10.4) не предъявляются.</w:t>
+        <w:t>Требования к процедуре придания юридической силы документам, продуцируемым техническими средствами АС (в соответствии с ГОСТ 6.10.4) не предъявляются.</w:t>
       </w:r>
     </w:p>
     <w:p>
@@ -7218,15 +7157,7 @@
         <w:ind w:left="1077" w:hanging="357"/>
       </w:pPr>
       <w:r>
-        <w:t xml:space="preserve">операционная система семейства </w:t>
-      </w:r>
-      <w:proofErr w:type="spellStart"/>
-      <w:r>
-        <w:t>Windows</w:t>
-      </w:r>
-      <w:proofErr w:type="spellEnd"/>
-      <w:r>
-        <w:t xml:space="preserve"> не ниже 7; </w:t>
+        <w:t xml:space="preserve">операционная система семейства Windows не ниже 7; </w:t>
       </w:r>
     </w:p>
     <w:p>
@@ -7854,7 +7785,10 @@
               <w:t>сотрудника</w:t>
             </w:r>
             <w:r>
-              <w:t>, Фамилия, Имя, Отчество, Контактные данные</w:t>
+              <w:t xml:space="preserve">, </w:t>
+            </w:r>
+            <w:r>
+              <w:t>ФИО, Логин, пароль, Роль</w:t>
             </w:r>
           </w:p>
         </w:tc>
@@ -7993,7 +7927,15 @@
               <w:t xml:space="preserve">ИД продажи, </w:t>
             </w:r>
             <w:r>
-              <w:t>код товара, код клиента, дата, доставка (да, нет), вид оплаты (перечисление или наличные: кредит или сразу)</w:t>
+              <w:t>код товара, код клиента,</w:t>
+            </w:r>
+            <w:r>
+              <w:t xml:space="preserve"> Код заявки, код продавца</w:t>
+            </w:r>
+            <w:bookmarkStart w:id="89" w:name="_GoBack"/>
+            <w:bookmarkEnd w:id="89"/>
+            <w:r>
+              <w:t xml:space="preserve"> дата, доставка (да, нет), вид оплаты (перечисление или наличные: кредит или сразу)</w:t>
             </w:r>
           </w:p>
         </w:tc>
@@ -8055,8 +7997,8 @@
           <w:lang w:bidi="ru-RU"/>
         </w:rPr>
       </w:pPr>
-      <w:bookmarkStart w:id="89" w:name="_Toc58984094"/>
-      <w:bookmarkStart w:id="90" w:name="_Toc210294599"/>
+      <w:bookmarkStart w:id="90" w:name="_Toc58984094"/>
+      <w:bookmarkStart w:id="91" w:name="_Toc210294599"/>
       <w:r>
         <w:rPr>
           <w:rFonts w:eastAsia="Calibri"/>
@@ -8072,8 +8014,8 @@
         </w:rPr>
         <w:t>ПОРЯДОК КОНТРОЛЯ И ПРИЕМКИ</w:t>
       </w:r>
-      <w:bookmarkEnd w:id="89"/>
       <w:bookmarkEnd w:id="90"/>
+      <w:bookmarkEnd w:id="91"/>
     </w:p>
     <w:p>
       <w:pPr>
@@ -8474,7 +8416,7 @@
           <w:lang w:bidi="ru-RU"/>
         </w:rPr>
       </w:pPr>
-      <w:bookmarkStart w:id="91" w:name="_Toc58984095"/>
+      <w:bookmarkStart w:id="92" w:name="_Toc58984095"/>
       <w:r>
         <w:rPr>
           <w:color w:val="auto"/>
@@ -8495,7 +8437,7 @@
           <w:lang w:bidi="ru-RU"/>
         </w:rPr>
       </w:pPr>
-      <w:bookmarkStart w:id="92" w:name="_Toc210294600"/>
+      <w:bookmarkStart w:id="93" w:name="_Toc210294600"/>
       <w:r>
         <w:rPr>
           <w:rFonts w:eastAsia="Calibri"/>
@@ -8511,8 +8453,8 @@
         </w:rPr>
         <w:t xml:space="preserve"> ТРЕБОВАНИЯ К СОСТАВУ И СОДЕРЖАНИЮ РАБОТ ПО ПОДГОТОВКЕ ОБЪЕКТА АВТОМАТИЗАЦИИ К ВВОДУ СИСТЕМЫ В ДЕЙСТВИЕ</w:t>
       </w:r>
-      <w:bookmarkEnd w:id="91"/>
       <w:bookmarkEnd w:id="92"/>
+      <w:bookmarkEnd w:id="93"/>
     </w:p>
     <w:p>
       <w:pPr>
@@ -8750,9 +8692,9 @@
           <w:lang w:bidi="ru-RU"/>
         </w:rPr>
       </w:pPr>
-      <w:bookmarkStart w:id="93" w:name="_bookmark24"/>
-      <w:bookmarkStart w:id="94" w:name="_Toc58984096"/>
-      <w:bookmarkEnd w:id="93"/>
+      <w:bookmarkStart w:id="94" w:name="_bookmark24"/>
+      <w:bookmarkStart w:id="95" w:name="_Toc58984096"/>
+      <w:bookmarkEnd w:id="94"/>
       <w:r>
         <w:rPr>
           <w:color w:val="auto"/>
@@ -8767,7 +8709,7 @@
       <w:pPr>
         <w:pStyle w:val="12"/>
       </w:pPr>
-      <w:bookmarkStart w:id="95" w:name="_Toc210294601"/>
+      <w:bookmarkStart w:id="96" w:name="_Toc210294601"/>
       <w:r>
         <w:lastRenderedPageBreak/>
         <w:t xml:space="preserve">8 </w:t>
@@ -8775,8 +8717,8 @@
       <w:r>
         <w:t>ТРЕБОВАНИЯ К ДОКУМЕНТИРОВАНИЮ</w:t>
       </w:r>
-      <w:bookmarkEnd w:id="94"/>
       <w:bookmarkEnd w:id="95"/>
+      <w:bookmarkEnd w:id="96"/>
     </w:p>
     <w:p>
       <w:pPr>
@@ -9238,9 +9180,9 @@
           <w:lang w:bidi="ru-RU"/>
         </w:rPr>
       </w:pPr>
-      <w:bookmarkStart w:id="96" w:name="_bookmark25"/>
-      <w:bookmarkStart w:id="97" w:name="_Toc58984097"/>
-      <w:bookmarkEnd w:id="96"/>
+      <w:bookmarkStart w:id="97" w:name="_bookmark25"/>
+      <w:bookmarkStart w:id="98" w:name="_Toc58984097"/>
+      <w:bookmarkEnd w:id="97"/>
       <w:r>
         <w:rPr>
           <w:color w:val="auto"/>
@@ -9262,7 +9204,7 @@
           <w:lang w:bidi="ru-RU"/>
         </w:rPr>
       </w:pPr>
-      <w:bookmarkStart w:id="98" w:name="_Toc210294602"/>
+      <w:bookmarkStart w:id="99" w:name="_Toc210294602"/>
       <w:r>
         <w:rPr>
           <w:rFonts w:eastAsia="Calibri"/>
@@ -9278,8 +9220,8 @@
         </w:rPr>
         <w:t xml:space="preserve"> ИСТОЧНИКИ РАЗРАБОТКИ</w:t>
       </w:r>
-      <w:bookmarkEnd w:id="97"/>
       <w:bookmarkEnd w:id="98"/>
+      <w:bookmarkEnd w:id="99"/>
     </w:p>
     <w:p>
       <w:pPr>
@@ -9302,7 +9244,7 @@
 </file>
 
 <file path=word/endnotes.xml><?xml version="1.0" encoding="utf-8"?>
-<w:endnotes xmlns:wpc="http://schemas.microsoft.com/office/word/2010/wordprocessingCanvas" xmlns:cx="http://schemas.microsoft.com/office/drawing/2014/chartex" xmlns:cx1="http://schemas.microsoft.com/office/drawing/2015/9/8/chartex" xmlns:cx2="http://schemas.microsoft.com/office/drawing/2015/10/21/chartex" xmlns:cx3="http://schemas.microsoft.com/office/drawing/2016/5/9/chartex" xmlns:cx4="http://schemas.microsoft.com/office/drawing/2016/5/10/chartex" xmlns:cx5="http://schemas.microsoft.com/office/drawing/2016/5/11/chartex" xmlns:cx6="http://schemas.microsoft.com/office/drawing/2016/5/12/chartex" xmlns:cx7="http://schemas.microsoft.com/office/drawing/2016/5/13/chartex" xmlns:cx8="http://schemas.microsoft.com/office/drawing/2016/5/14/chartex" xmlns:mc="http://schemas.openxmlformats.org/markup-compatibility/2006" xmlns:aink="http://schemas.microsoft.com/office/drawing/2016/ink" xmlns:am3d="http://schemas.microsoft.com/office/drawing/2017/model3d" xmlns:o="urn:schemas-microsoft-com:office:office" xmlns:r="http://schemas.openxmlformats.org/officeDocument/2006/relationships" xmlns:m="http://schemas.openxmlformats.org/officeDocument/2006/math" xmlns:v="urn:schemas-microsoft-com:vml" xmlns:wp14="http://schemas.microsoft.com/office/word/2010/wordprocessingDrawing" xmlns:wp="http://schemas.openxmlformats.org/drawingml/2006/wordprocessingDrawing" xmlns:w10="urn:schemas-microsoft-com:office:word" xmlns:w="http://schemas.openxmlformats.org/wordprocessingml/2006/main" xmlns:w14="http://schemas.microsoft.com/office/word/2010/wordml" xmlns:w15="http://schemas.microsoft.com/office/word/2012/wordml" xmlns:w16cex="http://schemas.microsoft.com/office/word/2018/wordml/cex" xmlns:w16cid="http://schemas.microsoft.com/office/word/2016/wordml/cid" xmlns:w16="http://schemas.microsoft.com/office/word/2018/wordml" xmlns:w16sdtdh="http://schemas.microsoft.com/office/word/2020/wordml/sdtdatahash" xmlns:w16se="http://schemas.microsoft.com/office/word/2015/wordml/symex" xmlns:wpg="http://schemas.microsoft.com/office/word/2010/wordprocessingGroup" xmlns:wpi="http://schemas.microsoft.com/office/word/2010/wordprocessingInk" xmlns:wne="http://schemas.microsoft.com/office/word/2006/wordml" xmlns:wps="http://schemas.microsoft.com/office/word/2010/wordprocessingShape" mc:Ignorable="w14 w15 w16se w16cid w16 w16cex w16sdtdh wp14">
+<w:endnotes xmlns:wpc="http://schemas.microsoft.com/office/word/2010/wordprocessingCanvas" xmlns:mc="http://schemas.openxmlformats.org/markup-compatibility/2006" xmlns:o="urn:schemas-microsoft-com:office:office" xmlns:r="http://schemas.openxmlformats.org/officeDocument/2006/relationships" xmlns:m="http://schemas.openxmlformats.org/officeDocument/2006/math" xmlns:v="urn:schemas-microsoft-com:vml" xmlns:wp14="http://schemas.microsoft.com/office/word/2010/wordprocessingDrawing" xmlns:wp="http://schemas.openxmlformats.org/drawingml/2006/wordprocessingDrawing" xmlns:w10="urn:schemas-microsoft-com:office:word" xmlns:w="http://schemas.openxmlformats.org/wordprocessingml/2006/main" xmlns:w14="http://schemas.microsoft.com/office/word/2010/wordml" xmlns:w15="http://schemas.microsoft.com/office/word/2012/wordml" xmlns:wpg="http://schemas.microsoft.com/office/word/2010/wordprocessingGroup" xmlns:wpi="http://schemas.microsoft.com/office/word/2010/wordprocessingInk" xmlns:wne="http://schemas.microsoft.com/office/word/2006/wordml" xmlns:wps="http://schemas.microsoft.com/office/word/2010/wordprocessingShape" mc:Ignorable="w14 w15 wp14">
   <w:endnote w:type="separator" w:id="-1">
     <w:p>
       <w:r>
@@ -9321,7 +9263,7 @@
 </file>
 
 <file path=word/footer1.xml><?xml version="1.0" encoding="utf-8"?>
-<w:ftr xmlns:wpc="http://schemas.microsoft.com/office/word/2010/wordprocessingCanvas" xmlns:cx="http://schemas.microsoft.com/office/drawing/2014/chartex" xmlns:cx1="http://schemas.microsoft.com/office/drawing/2015/9/8/chartex" xmlns:cx2="http://schemas.microsoft.com/office/drawing/2015/10/21/chartex" xmlns:cx3="http://schemas.microsoft.com/office/drawing/2016/5/9/chartex" xmlns:cx4="http://schemas.microsoft.com/office/drawing/2016/5/10/chartex" xmlns:cx5="http://schemas.microsoft.com/office/drawing/2016/5/11/chartex" xmlns:cx6="http://schemas.microsoft.com/office/drawing/2016/5/12/chartex" xmlns:cx7="http://schemas.microsoft.com/office/drawing/2016/5/13/chartex" xmlns:cx8="http://schemas.microsoft.com/office/drawing/2016/5/14/chartex" xmlns:mc="http://schemas.openxmlformats.org/markup-compatibility/2006" xmlns:aink="http://schemas.microsoft.com/office/drawing/2016/ink" xmlns:am3d="http://schemas.microsoft.com/office/drawing/2017/model3d" xmlns:o="urn:schemas-microsoft-com:office:office" xmlns:r="http://schemas.openxmlformats.org/officeDocument/2006/relationships" xmlns:m="http://schemas.openxmlformats.org/officeDocument/2006/math" xmlns:v="urn:schemas-microsoft-com:vml" xmlns:wp14="http://schemas.microsoft.com/office/word/2010/wordprocessingDrawing" xmlns:wp="http://schemas.openxmlformats.org/drawingml/2006/wordprocessingDrawing" xmlns:w10="urn:schemas-microsoft-com:office:word" xmlns:w="http://schemas.openxmlformats.org/wordprocessingml/2006/main" xmlns:w14="http://schemas.microsoft.com/office/word/2010/wordml" xmlns:w15="http://schemas.microsoft.com/office/word/2012/wordml" xmlns:w16cex="http://schemas.microsoft.com/office/word/2018/wordml/cex" xmlns:w16cid="http://schemas.microsoft.com/office/word/2016/wordml/cid" xmlns:w16="http://schemas.microsoft.com/office/word/2018/wordml" xmlns:w16sdtdh="http://schemas.microsoft.com/office/word/2020/wordml/sdtdatahash" xmlns:w16se="http://schemas.microsoft.com/office/word/2015/wordml/symex" xmlns:wpg="http://schemas.microsoft.com/office/word/2010/wordprocessingGroup" xmlns:wpi="http://schemas.microsoft.com/office/word/2010/wordprocessingInk" xmlns:wne="http://schemas.microsoft.com/office/word/2006/wordml" xmlns:wps="http://schemas.microsoft.com/office/word/2010/wordprocessingShape" mc:Ignorable="w14 w15 w16se w16cid w16 w16cex w16sdtdh wp14">
+<w:ftr xmlns:wpc="http://schemas.microsoft.com/office/word/2010/wordprocessingCanvas" xmlns:mc="http://schemas.openxmlformats.org/markup-compatibility/2006" xmlns:o="urn:schemas-microsoft-com:office:office" xmlns:r="http://schemas.openxmlformats.org/officeDocument/2006/relationships" xmlns:m="http://schemas.openxmlformats.org/officeDocument/2006/math" xmlns:v="urn:schemas-microsoft-com:vml" xmlns:wp14="http://schemas.microsoft.com/office/word/2010/wordprocessingDrawing" xmlns:wp="http://schemas.openxmlformats.org/drawingml/2006/wordprocessingDrawing" xmlns:w10="urn:schemas-microsoft-com:office:word" xmlns:w="http://schemas.openxmlformats.org/wordprocessingml/2006/main" xmlns:w14="http://schemas.microsoft.com/office/word/2010/wordml" xmlns:w15="http://schemas.microsoft.com/office/word/2012/wordml" xmlns:wpg="http://schemas.microsoft.com/office/word/2010/wordprocessingGroup" xmlns:wpi="http://schemas.microsoft.com/office/word/2010/wordprocessingInk" xmlns:wne="http://schemas.microsoft.com/office/word/2006/wordml" xmlns:wps="http://schemas.microsoft.com/office/word/2010/wordprocessingShape" mc:Ignorable="w14 w15 wp14">
   <w:sdt>
     <w:sdtPr>
       <w:id w:val="-1362659001"/>
@@ -9367,7 +9309,7 @@
             <w:noProof/>
             <w:sz w:val="24"/>
           </w:rPr>
-          <w:t>19</w:t>
+          <w:t>20</w:t>
         </w:r>
         <w:r>
           <w:rPr>
@@ -9382,7 +9324,7 @@
 </file>
 
 <file path=word/footnotes.xml><?xml version="1.0" encoding="utf-8"?>
-<w:footnotes xmlns:wpc="http://schemas.microsoft.com/office/word/2010/wordprocessingCanvas" xmlns:cx="http://schemas.microsoft.com/office/drawing/2014/chartex" xmlns:cx1="http://schemas.microsoft.com/office/drawing/2015/9/8/chartex" xmlns:cx2="http://schemas.microsoft.com/office/drawing/2015/10/21/chartex" xmlns:cx3="http://schemas.microsoft.com/office/drawing/2016/5/9/chartex" xmlns:cx4="http://schemas.microsoft.com/office/drawing/2016/5/10/chartex" xmlns:cx5="http://schemas.microsoft.com/office/drawing/2016/5/11/chartex" xmlns:cx6="http://schemas.microsoft.com/office/drawing/2016/5/12/chartex" xmlns:cx7="http://schemas.microsoft.com/office/drawing/2016/5/13/chartex" xmlns:cx8="http://schemas.microsoft.com/office/drawing/2016/5/14/chartex" xmlns:mc="http://schemas.openxmlformats.org/markup-compatibility/2006" xmlns:aink="http://schemas.microsoft.com/office/drawing/2016/ink" xmlns:am3d="http://schemas.microsoft.com/office/drawing/2017/model3d" xmlns:o="urn:schemas-microsoft-com:office:office" xmlns:r="http://schemas.openxmlformats.org/officeDocument/2006/relationships" xmlns:m="http://schemas.openxmlformats.org/officeDocument/2006/math" xmlns:v="urn:schemas-microsoft-com:vml" xmlns:wp14="http://schemas.microsoft.com/office/word/2010/wordprocessingDrawing" xmlns:wp="http://schemas.openxmlformats.org/drawingml/2006/wordprocessingDrawing" xmlns:w10="urn:schemas-microsoft-com:office:word" xmlns:w="http://schemas.openxmlformats.org/wordprocessingml/2006/main" xmlns:w14="http://schemas.microsoft.com/office/word/2010/wordml" xmlns:w15="http://schemas.microsoft.com/office/word/2012/wordml" xmlns:w16cex="http://schemas.microsoft.com/office/word/2018/wordml/cex" xmlns:w16cid="http://schemas.microsoft.com/office/word/2016/wordml/cid" xmlns:w16="http://schemas.microsoft.com/office/word/2018/wordml" xmlns:w16sdtdh="http://schemas.microsoft.com/office/word/2020/wordml/sdtdatahash" xmlns:w16se="http://schemas.microsoft.com/office/word/2015/wordml/symex" xmlns:wpg="http://schemas.microsoft.com/office/word/2010/wordprocessingGroup" xmlns:wpi="http://schemas.microsoft.com/office/word/2010/wordprocessingInk" xmlns:wne="http://schemas.microsoft.com/office/word/2006/wordml" xmlns:wps="http://schemas.microsoft.com/office/word/2010/wordprocessingShape" mc:Ignorable="w14 w15 w16se w16cid w16 w16cex w16sdtdh wp14">
+<w:footnotes xmlns:wpc="http://schemas.microsoft.com/office/word/2010/wordprocessingCanvas" xmlns:mc="http://schemas.openxmlformats.org/markup-compatibility/2006" xmlns:o="urn:schemas-microsoft-com:office:office" xmlns:r="http://schemas.openxmlformats.org/officeDocument/2006/relationships" xmlns:m="http://schemas.openxmlformats.org/officeDocument/2006/math" xmlns:v="urn:schemas-microsoft-com:vml" xmlns:wp14="http://schemas.microsoft.com/office/word/2010/wordprocessingDrawing" xmlns:wp="http://schemas.openxmlformats.org/drawingml/2006/wordprocessingDrawing" xmlns:w10="urn:schemas-microsoft-com:office:word" xmlns:w="http://schemas.openxmlformats.org/wordprocessingml/2006/main" xmlns:w14="http://schemas.microsoft.com/office/word/2010/wordml" xmlns:w15="http://schemas.microsoft.com/office/word/2012/wordml" xmlns:wpg="http://schemas.microsoft.com/office/word/2010/wordprocessingGroup" xmlns:wpi="http://schemas.microsoft.com/office/word/2010/wordprocessingInk" xmlns:wne="http://schemas.microsoft.com/office/word/2006/wordml" xmlns:wps="http://schemas.microsoft.com/office/word/2010/wordprocessingShape" mc:Ignorable="w14 w15 wp14">
   <w:footnote w:type="separator" w:id="-1">
     <w:p>
       <w:r>
@@ -9401,8 +9343,8 @@
 </file>
 
 <file path=word/numbering.xml><?xml version="1.0" encoding="utf-8"?>
-<w:numbering xmlns:wpc="http://schemas.microsoft.com/office/word/2010/wordprocessingCanvas" xmlns:cx="http://schemas.microsoft.com/office/drawing/2014/chartex" xmlns:cx1="http://schemas.microsoft.com/office/drawing/2015/9/8/chartex" xmlns:cx2="http://schemas.microsoft.com/office/drawing/2015/10/21/chartex" xmlns:cx3="http://schemas.microsoft.com/office/drawing/2016/5/9/chartex" xmlns:cx4="http://schemas.microsoft.com/office/drawing/2016/5/10/chartex" xmlns:cx5="http://schemas.microsoft.com/office/drawing/2016/5/11/chartex" xmlns:cx6="http://schemas.microsoft.com/office/drawing/2016/5/12/chartex" xmlns:cx7="http://schemas.microsoft.com/office/drawing/2016/5/13/chartex" xmlns:cx8="http://schemas.microsoft.com/office/drawing/2016/5/14/chartex" xmlns:mc="http://schemas.openxmlformats.org/markup-compatibility/2006" xmlns:aink="http://schemas.microsoft.com/office/drawing/2016/ink" xmlns:am3d="http://schemas.microsoft.com/office/drawing/2017/model3d" xmlns:o="urn:schemas-microsoft-com:office:office" xmlns:r="http://schemas.openxmlformats.org/officeDocument/2006/relationships" xmlns:m="http://schemas.openxmlformats.org/officeDocument/2006/math" xmlns:v="urn:schemas-microsoft-com:vml" xmlns:wp14="http://schemas.microsoft.com/office/word/2010/wordprocessingDrawing" xmlns:wp="http://schemas.openxmlformats.org/drawingml/2006/wordprocessingDrawing" xmlns:w10="urn:schemas-microsoft-com:office:word" xmlns:w="http://schemas.openxmlformats.org/wordprocessingml/2006/main" xmlns:w14="http://schemas.microsoft.com/office/word/2010/wordml" xmlns:w15="http://schemas.microsoft.com/office/word/2012/wordml" xmlns:w16cex="http://schemas.microsoft.com/office/word/2018/wordml/cex" xmlns:w16cid="http://schemas.microsoft.com/office/word/2016/wordml/cid" xmlns:w16="http://schemas.microsoft.com/office/word/2018/wordml" xmlns:w16sdtdh="http://schemas.microsoft.com/office/word/2020/wordml/sdtdatahash" xmlns:w16se="http://schemas.microsoft.com/office/word/2015/wordml/symex" xmlns:wpg="http://schemas.microsoft.com/office/word/2010/wordprocessingGroup" xmlns:wpi="http://schemas.microsoft.com/office/word/2010/wordprocessingInk" xmlns:wne="http://schemas.microsoft.com/office/word/2006/wordml" xmlns:wps="http://schemas.microsoft.com/office/word/2010/wordprocessingShape" mc:Ignorable="w14 w15 w16se w16cid w16 w16cex w16sdtdh wp14">
-  <w:abstractNum w:abstractNumId="0" w15:restartNumberingAfterBreak="0">
+<w:numbering xmlns:wpc="http://schemas.microsoft.com/office/word/2010/wordprocessingCanvas" xmlns:mc="http://schemas.openxmlformats.org/markup-compatibility/2006" xmlns:o="urn:schemas-microsoft-com:office:office" xmlns:r="http://schemas.openxmlformats.org/officeDocument/2006/relationships" xmlns:m="http://schemas.openxmlformats.org/officeDocument/2006/math" xmlns:v="urn:schemas-microsoft-com:vml" xmlns:wp14="http://schemas.microsoft.com/office/word/2010/wordprocessingDrawing" xmlns:wp="http://schemas.openxmlformats.org/drawingml/2006/wordprocessingDrawing" xmlns:w10="urn:schemas-microsoft-com:office:word" xmlns:w="http://schemas.openxmlformats.org/wordprocessingml/2006/main" xmlns:w14="http://schemas.microsoft.com/office/word/2010/wordml" xmlns:w15="http://schemas.microsoft.com/office/word/2012/wordml" xmlns:wpg="http://schemas.microsoft.com/office/word/2010/wordprocessingGroup" xmlns:wpi="http://schemas.microsoft.com/office/word/2010/wordprocessingInk" xmlns:wne="http://schemas.microsoft.com/office/word/2006/wordml" xmlns:wps="http://schemas.microsoft.com/office/word/2010/wordprocessingShape" mc:Ignorable="w14 w15 wp14">
+  <w:abstractNum w:abstractNumId="0">
     <w:nsid w:val="00822D18"/>
     <w:multiLevelType w:val="multilevel"/>
     <w:tmpl w:val="F13A0490"/>
@@ -9525,7 +9467,7 @@
       </w:rPr>
     </w:lvl>
   </w:abstractNum>
-  <w:abstractNum w:abstractNumId="1" w15:restartNumberingAfterBreak="0">
+  <w:abstractNum w:abstractNumId="1">
     <w:nsid w:val="02151C63"/>
     <w:multiLevelType w:val="hybridMultilevel"/>
     <w:tmpl w:val="6298BE98"/>
@@ -9647,7 +9589,7 @@
       </w:rPr>
     </w:lvl>
   </w:abstractNum>
-  <w:abstractNum w:abstractNumId="2" w15:restartNumberingAfterBreak="0">
+  <w:abstractNum w:abstractNumId="2">
     <w:nsid w:val="07185C29"/>
     <w:multiLevelType w:val="multilevel"/>
     <w:tmpl w:val="9D10081C"/>
@@ -9796,7 +9738,7 @@
       </w:rPr>
     </w:lvl>
   </w:abstractNum>
-  <w:abstractNum w:abstractNumId="3" w15:restartNumberingAfterBreak="0">
+  <w:abstractNum w:abstractNumId="3">
     <w:nsid w:val="12323EA3"/>
     <w:multiLevelType w:val="hybridMultilevel"/>
     <w:tmpl w:val="4D10B448"/>
@@ -9909,7 +9851,7 @@
       </w:rPr>
     </w:lvl>
   </w:abstractNum>
-  <w:abstractNum w:abstractNumId="4" w15:restartNumberingAfterBreak="0">
+  <w:abstractNum w:abstractNumId="4">
     <w:nsid w:val="13C17A37"/>
     <w:multiLevelType w:val="hybridMultilevel"/>
     <w:tmpl w:val="A41648E2"/>
@@ -10025,7 +9967,7 @@
       </w:rPr>
     </w:lvl>
   </w:abstractNum>
-  <w:abstractNum w:abstractNumId="5" w15:restartNumberingAfterBreak="0">
+  <w:abstractNum w:abstractNumId="5">
     <w:nsid w:val="1414062D"/>
     <w:multiLevelType w:val="hybridMultilevel"/>
     <w:tmpl w:val="2430A7AE"/>
@@ -10148,7 +10090,7 @@
       </w:rPr>
     </w:lvl>
   </w:abstractNum>
-  <w:abstractNum w:abstractNumId="6" w15:restartNumberingAfterBreak="0">
+  <w:abstractNum w:abstractNumId="6">
     <w:nsid w:val="15DE29C1"/>
     <w:multiLevelType w:val="hybridMultilevel"/>
     <w:tmpl w:val="04D6D100"/>
@@ -10237,7 +10179,7 @@
       </w:pPr>
     </w:lvl>
   </w:abstractNum>
-  <w:abstractNum w:abstractNumId="7" w15:restartNumberingAfterBreak="0">
+  <w:abstractNum w:abstractNumId="7">
     <w:nsid w:val="182335C5"/>
     <w:multiLevelType w:val="hybridMultilevel"/>
     <w:tmpl w:val="266E9D68"/>
@@ -10329,7 +10271,7 @@
       </w:pPr>
     </w:lvl>
   </w:abstractNum>
-  <w:abstractNum w:abstractNumId="8" w15:restartNumberingAfterBreak="0">
+  <w:abstractNum w:abstractNumId="8">
     <w:nsid w:val="1AB5531C"/>
     <w:multiLevelType w:val="hybridMultilevel"/>
     <w:tmpl w:val="2F0C2E18"/>
@@ -10452,7 +10394,7 @@
       </w:rPr>
     </w:lvl>
   </w:abstractNum>
-  <w:abstractNum w:abstractNumId="9" w15:restartNumberingAfterBreak="0">
+  <w:abstractNum w:abstractNumId="9">
     <w:nsid w:val="1B320C9F"/>
     <w:multiLevelType w:val="hybridMultilevel"/>
     <w:tmpl w:val="2430A7AE"/>
@@ -10575,7 +10517,7 @@
       </w:rPr>
     </w:lvl>
   </w:abstractNum>
-  <w:abstractNum w:abstractNumId="10" w15:restartNumberingAfterBreak="0">
+  <w:abstractNum w:abstractNumId="10">
     <w:nsid w:val="32215C8E"/>
     <w:multiLevelType w:val="hybridMultilevel"/>
     <w:tmpl w:val="2430A7AE"/>
@@ -10698,7 +10640,7 @@
       </w:rPr>
     </w:lvl>
   </w:abstractNum>
-  <w:abstractNum w:abstractNumId="11" w15:restartNumberingAfterBreak="0">
+  <w:abstractNum w:abstractNumId="11">
     <w:nsid w:val="43E32C9C"/>
     <w:multiLevelType w:val="hybridMultilevel"/>
     <w:tmpl w:val="8FD8D7EC"/>
@@ -10910,7 +10852,7 @@
       </w:rPr>
     </w:lvl>
   </w:abstractNum>
-  <w:abstractNum w:abstractNumId="12" w15:restartNumberingAfterBreak="0">
+  <w:abstractNum w:abstractNumId="12">
     <w:nsid w:val="4659125E"/>
     <w:multiLevelType w:val="multilevel"/>
     <w:tmpl w:val="8ECCC78A"/>
@@ -11059,7 +11001,7 @@
       </w:rPr>
     </w:lvl>
   </w:abstractNum>
-  <w:abstractNum w:abstractNumId="13" w15:restartNumberingAfterBreak="0">
+  <w:abstractNum w:abstractNumId="13">
     <w:nsid w:val="4A32143D"/>
     <w:multiLevelType w:val="hybridMultilevel"/>
     <w:tmpl w:val="5E6CBDC0"/>
@@ -11145,7 +11087,7 @@
       </w:pPr>
     </w:lvl>
   </w:abstractNum>
-  <w:abstractNum w:abstractNumId="14" w15:restartNumberingAfterBreak="0">
+  <w:abstractNum w:abstractNumId="14">
     <w:nsid w:val="50550368"/>
     <w:multiLevelType w:val="hybridMultilevel"/>
     <w:tmpl w:val="9B0467EC"/>
@@ -11261,7 +11203,7 @@
       </w:rPr>
     </w:lvl>
   </w:abstractNum>
-  <w:abstractNum w:abstractNumId="15" w15:restartNumberingAfterBreak="0">
+  <w:abstractNum w:abstractNumId="15">
     <w:nsid w:val="71D84D06"/>
     <w:multiLevelType w:val="multilevel"/>
     <w:tmpl w:val="732865C4"/>
@@ -11382,7 +11324,7 @@
       </w:rPr>
     </w:lvl>
   </w:abstractNum>
-  <w:abstractNum w:abstractNumId="16" w15:restartNumberingAfterBreak="0">
+  <w:abstractNum w:abstractNumId="16">
     <w:nsid w:val="79980800"/>
     <w:multiLevelType w:val="hybridMultilevel"/>
     <w:tmpl w:val="51A0E02A"/>
@@ -11553,7 +11495,7 @@
 </file>
 
 <file path=word/styles.xml><?xml version="1.0" encoding="utf-8"?>
-<w:styles xmlns:mc="http://schemas.openxmlformats.org/markup-compatibility/2006" xmlns:r="http://schemas.openxmlformats.org/officeDocument/2006/relationships" xmlns:w="http://schemas.openxmlformats.org/wordprocessingml/2006/main" xmlns:w14="http://schemas.microsoft.com/office/word/2010/wordml" xmlns:w15="http://schemas.microsoft.com/office/word/2012/wordml" xmlns:w16cex="http://schemas.microsoft.com/office/word/2018/wordml/cex" xmlns:w16cid="http://schemas.microsoft.com/office/word/2016/wordml/cid" xmlns:w16="http://schemas.microsoft.com/office/word/2018/wordml" xmlns:w16sdtdh="http://schemas.microsoft.com/office/word/2020/wordml/sdtdatahash" xmlns:w16se="http://schemas.microsoft.com/office/word/2015/wordml/symex" mc:Ignorable="w14 w15 w16se w16cid w16 w16cex w16sdtdh">
+<w:styles xmlns:mc="http://schemas.openxmlformats.org/markup-compatibility/2006" xmlns:r="http://schemas.openxmlformats.org/officeDocument/2006/relationships" xmlns:w="http://schemas.openxmlformats.org/wordprocessingml/2006/main" xmlns:w14="http://schemas.microsoft.com/office/word/2010/wordml" xmlns:w15="http://schemas.microsoft.com/office/word/2012/wordml" mc:Ignorable="w14 w15">
   <w:docDefaults>
     <w:rPrDefault>
       <w:rPr>
@@ -11569,7 +11511,7 @@
       </w:pPr>
     </w:pPrDefault>
   </w:docDefaults>
-  <w:latentStyles w:defLockedState="0" w:defUIPriority="99" w:defSemiHidden="0" w:defUnhideWhenUsed="0" w:defQFormat="0" w:count="376">
+  <w:latentStyles w:defLockedState="0" w:defUIPriority="99" w:defSemiHidden="0" w:defUnhideWhenUsed="0" w:defQFormat="0" w:count="371">
     <w:lsdException w:name="Normal" w:uiPriority="0"/>
     <w:lsdException w:name="heading 1" w:uiPriority="9" w:qFormat="1"/>
     <w:lsdException w:name="heading 2" w:semiHidden="1" w:uiPriority="9" w:unhideWhenUsed="1" w:qFormat="1"/>
@@ -11675,6 +11617,7 @@
     <w:lsdException w:name="HTML Sample" w:semiHidden="1" w:unhideWhenUsed="1"/>
     <w:lsdException w:name="HTML Typewriter" w:semiHidden="1" w:unhideWhenUsed="1"/>
     <w:lsdException w:name="HTML Variable" w:semiHidden="1" w:unhideWhenUsed="1"/>
+    <w:lsdException w:name="Normal Table" w:semiHidden="1" w:unhideWhenUsed="1"/>
     <w:lsdException w:name="annotation subject" w:semiHidden="1" w:unhideWhenUsed="1"/>
     <w:lsdException w:name="No List" w:semiHidden="1" w:unhideWhenUsed="1"/>
     <w:lsdException w:name="Outline List 1" w:semiHidden="1" w:unhideWhenUsed="1"/>
@@ -11717,8 +11660,11 @@
     <w:lsdException w:name="Table Contemporary" w:semiHidden="1" w:unhideWhenUsed="1"/>
     <w:lsdException w:name="Table Elegant" w:semiHidden="1" w:unhideWhenUsed="1"/>
     <w:lsdException w:name="Table Professional" w:semiHidden="1" w:unhideWhenUsed="1"/>
+    <w:lsdException w:name="Table Subtle 1" w:semiHidden="1" w:unhideWhenUsed="1"/>
     <w:lsdException w:name="Table Subtle 2" w:semiHidden="1" w:unhideWhenUsed="1"/>
     <w:lsdException w:name="Table Web 1" w:semiHidden="1" w:unhideWhenUsed="1"/>
+    <w:lsdException w:name="Table Web 2" w:semiHidden="1" w:unhideWhenUsed="1"/>
+    <w:lsdException w:name="Table Web 3" w:semiHidden="1" w:unhideWhenUsed="1"/>
     <w:lsdException w:name="Balloon Text" w:semiHidden="1" w:unhideWhenUsed="1"/>
     <w:lsdException w:name="Table Grid" w:uiPriority="39"/>
     <w:lsdException w:name="Table Theme" w:semiHidden="1" w:unhideWhenUsed="1"/>
@@ -11937,11 +11883,6 @@
     <w:lsdException w:name="List Table 5 Dark Accent 6" w:uiPriority="50"/>
     <w:lsdException w:name="List Table 6 Colorful Accent 6" w:uiPriority="51"/>
     <w:lsdException w:name="List Table 7 Colorful Accent 6" w:uiPriority="52"/>
-    <w:lsdException w:name="Mention" w:semiHidden="1" w:unhideWhenUsed="1"/>
-    <w:lsdException w:name="Smart Hyperlink" w:semiHidden="1" w:unhideWhenUsed="1"/>
-    <w:lsdException w:name="Hashtag" w:semiHidden="1" w:unhideWhenUsed="1"/>
-    <w:lsdException w:name="Unresolved Mention" w:semiHidden="1" w:unhideWhenUsed="1"/>
-    <w:lsdException w:name="Smart Link" w:semiHidden="1" w:unhideWhenUsed="1"/>
   </w:latentStyles>
   <w:style w:type="paragraph" w:default="1" w:styleId="a">
     <w:name w:val="Normal"/>
@@ -12409,6 +12350,7 @@
       <w:spacing w:after="0" w:line="240" w:lineRule="auto"/>
     </w:pPr>
     <w:tblPr>
+      <w:tblInd w:w="0" w:type="dxa"/>
       <w:tblBorders>
         <w:top w:val="single" w:sz="4" w:space="0" w:color="auto"/>
         <w:left w:val="single" w:sz="4" w:space="0" w:color="auto"/>
@@ -12417,6 +12359,12 @@
         <w:insideH w:val="single" w:sz="4" w:space="0" w:color="auto"/>
         <w:insideV w:val="single" w:sz="4" w:space="0" w:color="auto"/>
       </w:tblBorders>
+      <w:tblCellMar>
+        <w:top w:w="0" w:type="dxa"/>
+        <w:left w:w="108" w:type="dxa"/>
+        <w:bottom w:w="0" w:type="dxa"/>
+        <w:right w:w="108" w:type="dxa"/>
+      </w:tblCellMar>
     </w:tblPr>
   </w:style>
   <w:style w:type="character" w:styleId="af1">
@@ -12759,7 +12707,7 @@
 </file>
 
 <file path=customXml/itemProps1.xml><?xml version="1.0" encoding="utf-8"?>
-<ds:datastoreItem xmlns:ds="http://schemas.openxmlformats.org/officeDocument/2006/customXml" ds:itemID="{1D5BA70C-56CC-4BCE-8434-213BB008B37A}">
+<ds:datastoreItem xmlns:ds="http://schemas.openxmlformats.org/officeDocument/2006/customXml" ds:itemID="{BA54522D-230B-4A63-BD2E-A0041CFA284A}">
   <ds:schemaRefs>
     <ds:schemaRef ds:uri="http://schemas.openxmlformats.org/officeDocument/2006/bibliography"/>
   </ds:schemaRefs>
